--- a/zht/docx/06.content.docx
+++ b/zht/docx/06.content.docx
@@ -28,22 +28,6 @@
       </w:r>
     </w:p>
     <w:p>
-      <w:pPr>
-        <w:pStyle w:val="Heading2"/>
-      </w:pPr>
-      <w:r>
-        <w:rPr>
-          <w:lang w:val="zh_TW" w:bidi="zh_TW"/>
-        </w:rPr>
-        <w:t>License Information</w:t>
-      </w:r>
-      <w:r>
-        <w:rPr>
-          <w:lang w:val="zh_TW" w:bidi="zh_TW"/>
-        </w:rPr>
-      </w:r>
-    </w:p>
-    <w:p>
       <w:pPr/>
       <w:r>
         <w:rPr>
@@ -55,86 +39,37 @@
           <w:b/>
           <w:lang w:val="zh_TW" w:bidi="zh_TW"/>
         </w:rPr>
-        <w:t>翻譯筆記 (unfoldingWord)</w:t>
-      </w:r>
-      <w:r>
-        <w:rPr>
-          <w:lang w:val="zh_TW" w:bidi="zh_TW"/>
-        </w:rPr>
-        <w:t xml:space="preserve"> (Chinese (Traditional)) is based on</w:t>
-      </w:r>
-      <w:r>
-        <w:rPr>
-          <w:lang w:val="zh_TW" w:bidi="zh_TW"/>
-        </w:rPr>
-        <w:t xml:space="preserve">: </w:t>
-      </w:r>
-      <w:r>
-        <w:rPr>
-          <w:lang w:val="zh_TW" w:bidi="zh_TW"/>
-        </w:rPr>
         <w:t>unfoldingWord® Translation Notes</w:t>
       </w:r>
       <w:r>
         <w:rPr>
           <w:lang w:val="zh_TW" w:bidi="zh_TW"/>
         </w:rPr>
-        <w:t xml:space="preserve">, </w:t>
-      </w:r>
-      <w:hyperlink r:id="rId13">
-        <w:r>
-          <w:rPr>
-            <w:lang w:val="zh_TW" w:bidi="zh_TW"/>
-          </w:rPr>
-          <w:rPr>
-            <w:color w:val="0000EE"/>
-            <w:u w:val="single"/>
-          </w:rPr>
-          <w:t>unfoldingWord</w:t>
-        </w:r>
-      </w:hyperlink>
-      <w:r>
-        <w:rPr>
-          <w:lang w:val="zh_TW" w:bidi="zh_TW"/>
-        </w:rPr>
-        <w:t xml:space="preserve">, 2022, which is licensed under a </w:t>
-      </w:r>
-      <w:hyperlink r:id="rId14">
-        <w:r>
-          <w:rPr>
-            <w:lang w:val="zh_TW" w:bidi="zh_TW"/>
-          </w:rPr>
-          <w:rPr>
-            <w:color w:val="0000EE"/>
-            <w:u w:val="single"/>
-          </w:rPr>
-          <w:t>CC BY-SA 4.0 license</w:t>
-        </w:r>
-      </w:hyperlink>
-      <w:r>
-        <w:rPr>
-          <w:lang w:val="zh_TW" w:bidi="zh_TW"/>
-        </w:rPr>
-        <w:t>.</w:t>
-      </w:r>
-      <w:r>
-        <w:rPr>
-          <w:lang w:val="zh_TW" w:bidi="zh_TW"/>
-        </w:rPr>
-      </w:r>
-    </w:p>
-    <w:p>
-      <w:pPr/>
-      <w:r>
-        <w:rPr>
-          <w:lang w:val="zh_TW" w:bidi="zh_TW"/>
-        </w:rPr>
-      </w:r>
-      <w:r>
-        <w:rPr>
-          <w:lang w:val="zh_TW" w:bidi="zh_TW"/>
-        </w:rPr>
-        <w:t>This PDF version is provided under the same license.</w:t>
+        <w:t xml:space="preserve"> © 2022 unfoldingWord. Released under CC BY-SA 4.0 license. </w:t>
+      </w:r>
+      <w:r>
+        <w:rPr>
+          <w:lang w:val="zh_TW" w:bidi="zh_TW"/>
+        </w:rPr>
+        <w:t>unfoldingWord® Translation Notes</w:t>
+      </w:r>
+      <w:r>
+        <w:rPr>
+          <w:lang w:val="zh_TW" w:bidi="zh_TW"/>
+        </w:rPr>
+        <w:t xml:space="preserve"> has been adapted in the following languages: Tok Pisin, Arabic (عربي), French (Français), Hindi (हिंदी), Indonesian (Bahasa Indonesia), Portuguese (Português), Russian (Русский), Spanish (Español), Swahili (Kiswahili), and Simplified Chinese (简体中文) from </w:t>
+      </w:r>
+      <w:r>
+        <w:rPr>
+          <w:lang w:val="zh_TW" w:bidi="zh_TW"/>
+        </w:rPr>
+        <w:t>unfoldingWord® Translation Notes</w:t>
+      </w:r>
+      <w:r>
+        <w:rPr>
+          <w:lang w:val="zh_TW" w:bidi="zh_TW"/>
+        </w:rPr>
+        <w:t xml:space="preserve"> © 2022 unfoldingWord. Released under CC BY-SA 4.0 license by Mission Mutual</w:t>
       </w:r>
       <w:r>
         <w:rPr>
@@ -3196,7 +3131,7 @@
         </w:rPr>
         <w:t>」（9:14），也就是說，他們沒有向耶和華（雅巍）尋求指引。他們沒有諮詢耶和華，而是根據他們認為合理的證據自行得出結論。聖經在</w:t>
       </w:r>
-      <w:hyperlink r:id="rId15">
+      <w:hyperlink r:id="rId13">
         <w:r>
           <w:rPr>
             <w:lang w:val="zh_TW" w:bidi="zh_TW"/>
@@ -3263,7 +3198,7 @@
         </w:rPr>
         <w:t>在</w:t>
       </w:r>
-      <w:hyperlink r:id="rId16">
+      <w:hyperlink r:id="rId14">
         <w:r>
           <w:rPr>
             <w:lang w:val="zh_TW" w:bidi="zh_TW"/>
@@ -3281,7 +3216,7 @@
         </w:rPr>
         <w:t>中，以色列人被告知要從土地上驅逐的民族名單中包括希未人。在</w:t>
       </w:r>
-      <w:hyperlink r:id="rId17">
+      <w:hyperlink r:id="rId15">
         <w:r>
           <w:rPr>
             <w:lang w:val="zh_TW" w:bidi="zh_TW"/>
@@ -3299,7 +3234,7 @@
         </w:rPr>
         <w:t>中，約書亞的作者記錄了當約旦河西岸的諸王聽到以色列人對艾城所做的事情時，他們達成協議要與以色列人作戰。在</w:t>
       </w:r>
-      <w:hyperlink r:id="rId18">
+      <w:hyperlink r:id="rId16">
         <w:r>
           <w:rPr>
             <w:lang w:val="zh_TW" w:bidi="zh_TW"/>
@@ -3317,7 +3252,7 @@
         </w:rPr>
         <w:t>中，同意與以色列人作戰的諸王名單中包括「希未人」。作者在</w:t>
       </w:r>
-      <w:hyperlink r:id="rId19">
+      <w:hyperlink r:id="rId17">
         <w:r>
           <w:rPr>
             <w:lang w:val="zh_TW" w:bidi="zh_TW"/>
@@ -3335,7 +3270,7 @@
         </w:rPr>
         <w:t>中記錄了當「住在基遍的人聽到約書亞對耶利哥和艾城所做的事情時……他們……行事狡猾。」然後作者在</w:t>
       </w:r>
-      <w:hyperlink r:id="rId20">
+      <w:hyperlink r:id="rId18">
         <w:r>
           <w:rPr>
             <w:lang w:val="zh_TW" w:bidi="zh_TW"/>
@@ -3353,7 +3288,7 @@
         </w:rPr>
         <w:t>中記錄了住在基遍的人是「希未人」。希未民族由多個族群組成，其中基遍人只是其中之一。這就是為什麼作者可以在</w:t>
       </w:r>
-      <w:hyperlink r:id="rId17">
+      <w:hyperlink r:id="rId15">
         <w:r>
           <w:rPr>
             <w:lang w:val="zh_TW" w:bidi="zh_TW"/>

--- a/zht/docx/06.content.docx
+++ b/zht/docx/06.content.docx
@@ -28,6 +28,22 @@
       </w:r>
     </w:p>
     <w:p>
+      <w:pPr>
+        <w:pStyle w:val="Heading2"/>
+      </w:pPr>
+      <w:r>
+        <w:rPr>
+          <w:lang w:val="zh_TW" w:bidi="zh_TW"/>
+        </w:rPr>
+        <w:t>License Information</w:t>
+      </w:r>
+      <w:r>
+        <w:rPr>
+          <w:lang w:val="zh_TW" w:bidi="zh_TW"/>
+        </w:rPr>
+      </w:r>
+    </w:p>
+    <w:p>
       <w:pPr/>
       <w:r>
         <w:rPr>
@@ -39,37 +55,86 @@
           <w:b/>
           <w:lang w:val="zh_TW" w:bidi="zh_TW"/>
         </w:rPr>
+        <w:t>翻譯筆記 (unfoldingWord)</w:t>
+      </w:r>
+      <w:r>
+        <w:rPr>
+          <w:lang w:val="zh_TW" w:bidi="zh_TW"/>
+        </w:rPr>
+        <w:t xml:space="preserve"> (Chinese (Traditional)) is based on</w:t>
+      </w:r>
+      <w:r>
+        <w:rPr>
+          <w:lang w:val="zh_TW" w:bidi="zh_TW"/>
+        </w:rPr>
+        <w:t xml:space="preserve">: </w:t>
+      </w:r>
+      <w:r>
+        <w:rPr>
+          <w:lang w:val="zh_TW" w:bidi="zh_TW"/>
+        </w:rPr>
         <w:t>unfoldingWord® Translation Notes</w:t>
       </w:r>
       <w:r>
         <w:rPr>
           <w:lang w:val="zh_TW" w:bidi="zh_TW"/>
         </w:rPr>
-        <w:t xml:space="preserve"> © 2022 unfoldingWord. Released under CC BY-SA 4.0 license. </w:t>
-      </w:r>
-      <w:r>
-        <w:rPr>
-          <w:lang w:val="zh_TW" w:bidi="zh_TW"/>
-        </w:rPr>
-        <w:t>unfoldingWord® Translation Notes</w:t>
-      </w:r>
-      <w:r>
-        <w:rPr>
-          <w:lang w:val="zh_TW" w:bidi="zh_TW"/>
-        </w:rPr>
-        <w:t xml:space="preserve"> has been adapted in the following languages: Tok Pisin, Arabic (عربي), French (Français), Hindi (हिंदी), Indonesian (Bahasa Indonesia), Portuguese (Português), Russian (Русский), Spanish (Español), Swahili (Kiswahili), and Simplified Chinese (简体中文) from </w:t>
-      </w:r>
-      <w:r>
-        <w:rPr>
-          <w:lang w:val="zh_TW" w:bidi="zh_TW"/>
-        </w:rPr>
-        <w:t>unfoldingWord® Translation Notes</w:t>
-      </w:r>
-      <w:r>
-        <w:rPr>
-          <w:lang w:val="zh_TW" w:bidi="zh_TW"/>
-        </w:rPr>
-        <w:t xml:space="preserve"> © 2022 unfoldingWord. Released under CC BY-SA 4.0 license by Mission Mutual</w:t>
+        <w:t xml:space="preserve">, </w:t>
+      </w:r>
+      <w:hyperlink r:id="rId13">
+        <w:r>
+          <w:rPr>
+            <w:lang w:val="zh_TW" w:bidi="zh_TW"/>
+          </w:rPr>
+          <w:rPr>
+            <w:color w:val="0000EE"/>
+            <w:u w:val="single"/>
+          </w:rPr>
+          <w:t>unfoldingWord</w:t>
+        </w:r>
+      </w:hyperlink>
+      <w:r>
+        <w:rPr>
+          <w:lang w:val="zh_TW" w:bidi="zh_TW"/>
+        </w:rPr>
+        <w:t xml:space="preserve">, 2022, which is licensed under a </w:t>
+      </w:r>
+      <w:hyperlink r:id="rId14">
+        <w:r>
+          <w:rPr>
+            <w:lang w:val="zh_TW" w:bidi="zh_TW"/>
+          </w:rPr>
+          <w:rPr>
+            <w:color w:val="0000EE"/>
+            <w:u w:val="single"/>
+          </w:rPr>
+          <w:t>CC BY-SA 4.0 license</w:t>
+        </w:r>
+      </w:hyperlink>
+      <w:r>
+        <w:rPr>
+          <w:lang w:val="zh_TW" w:bidi="zh_TW"/>
+        </w:rPr>
+        <w:t>.</w:t>
+      </w:r>
+      <w:r>
+        <w:rPr>
+          <w:lang w:val="zh_TW" w:bidi="zh_TW"/>
+        </w:rPr>
+      </w:r>
+    </w:p>
+    <w:p>
+      <w:pPr/>
+      <w:r>
+        <w:rPr>
+          <w:lang w:val="zh_TW" w:bidi="zh_TW"/>
+        </w:rPr>
+      </w:r>
+      <w:r>
+        <w:rPr>
+          <w:lang w:val="zh_TW" w:bidi="zh_TW"/>
+        </w:rPr>
+        <w:t>This PDF version is provided under the same license.</w:t>
       </w:r>
       <w:r>
         <w:rPr>
@@ -3131,7 +3196,7 @@
         </w:rPr>
         <w:t>」（9:14），也就是說，他們沒有向耶和華（雅巍）尋求指引。他們沒有諮詢耶和華，而是根據他們認為合理的證據自行得出結論。聖經在</w:t>
       </w:r>
-      <w:hyperlink r:id="rId13">
+      <w:hyperlink r:id="rId15">
         <w:r>
           <w:rPr>
             <w:lang w:val="zh_TW" w:bidi="zh_TW"/>
@@ -3198,7 +3263,7 @@
         </w:rPr>
         <w:t>在</w:t>
       </w:r>
-      <w:hyperlink r:id="rId14">
+      <w:hyperlink r:id="rId16">
         <w:r>
           <w:rPr>
             <w:lang w:val="zh_TW" w:bidi="zh_TW"/>
@@ -3216,7 +3281,7 @@
         </w:rPr>
         <w:t>中，以色列人被告知要從土地上驅逐的民族名單中包括希未人。在</w:t>
       </w:r>
-      <w:hyperlink r:id="rId15">
+      <w:hyperlink r:id="rId17">
         <w:r>
           <w:rPr>
             <w:lang w:val="zh_TW" w:bidi="zh_TW"/>
@@ -3234,7 +3299,7 @@
         </w:rPr>
         <w:t>中，約書亞的作者記錄了當約旦河西岸的諸王聽到以色列人對艾城所做的事情時，他們達成協議要與以色列人作戰。在</w:t>
       </w:r>
-      <w:hyperlink r:id="rId16">
+      <w:hyperlink r:id="rId18">
         <w:r>
           <w:rPr>
             <w:lang w:val="zh_TW" w:bidi="zh_TW"/>
@@ -3252,7 +3317,7 @@
         </w:rPr>
         <w:t>中，同意與以色列人作戰的諸王名單中包括「希未人」。作者在</w:t>
       </w:r>
-      <w:hyperlink r:id="rId17">
+      <w:hyperlink r:id="rId19">
         <w:r>
           <w:rPr>
             <w:lang w:val="zh_TW" w:bidi="zh_TW"/>
@@ -3270,7 +3335,7 @@
         </w:rPr>
         <w:t>中記錄了當「住在基遍的人聽到約書亞對耶利哥和艾城所做的事情時……他們……行事狡猾。」然後作者在</w:t>
       </w:r>
-      <w:hyperlink r:id="rId18">
+      <w:hyperlink r:id="rId20">
         <w:r>
           <w:rPr>
             <w:lang w:val="zh_TW" w:bidi="zh_TW"/>
@@ -3288,7 +3353,7 @@
         </w:rPr>
         <w:t>中記錄了住在基遍的人是「希未人」。希未民族由多個族群組成，其中基遍人只是其中之一。這就是為什麼作者可以在</w:t>
       </w:r>
-      <w:hyperlink r:id="rId15">
+      <w:hyperlink r:id="rId17">
         <w:r>
           <w:rPr>
             <w:lang w:val="zh_TW" w:bidi="zh_TW"/>

--- a/zht/docx/06.content.docx
+++ b/zht/docx/06.content.docx
@@ -141,13 +141,6 @@
         <w:rPr>
           <w:lang w:val="zh_TW" w:bidi="zh_TW"/>
         </w:rPr>
-      </w:r>
-      <w:r>
-        <w:rPr>
-          <w:i/>
-          <w:lang w:val="zh_TW" w:bidi="zh_TW"/>
-        </w:rPr>
-        <w:t>約書亞記 - 導論, 約書亞記 - 第一章簡介, 約書亞記 - 第二章簡介, 約書亞記 - 第三章簡介, 約書亞記 - 第四章簡介, 約書亞記 - 第五章簡介, 約書亞記 - 第六章簡介, 約書亞記 - 第七章簡介, 約書亞記 - 第八章簡介, 約書亞記 - 第九章簡介, 約書亞記 - 第十章簡介, 約書亞記 - 第十一章簡介, 約書亞記 - 第12章簡介, 約書亞記 - 第十三章簡介, 約書亞記 - 第十四章簡介, 約書亞記 - 第十五章簡介, 約書亞記 - 第十六章簡介, 約書亞記 - 第十七章簡介, 約書亞記 - 第十八章簡介, 約書亞記 - 第十九章簡介, 約書亞記 - 第二十章簡介, 約書亞記 - 第二十一章簡介, 約書亞記 - 第二十二章簡介, 約書亞記 - 第二十三章簡介, 約書亞記 - 第二十四章簡介</w:t>
       </w:r>
       <w:r>
         <w:rPr>

--- a/zht/docx/06.content.docx
+++ b/zht/docx/06.content.docx
@@ -146,19 +146,6 @@
         <w:rPr>
           <w:lang w:val="zh_TW" w:bidi="zh_TW"/>
         </w:rPr>
-      </w:r>
-    </w:p>
-    <w:p>
-      <w:pPr/>
-      <w:r>
-        <w:rPr>
-          <w:lang w:val="zh_TW" w:bidi="zh_TW"/>
-        </w:rPr>
-      </w:r>
-      <w:r>
-        <w:rPr>
-          <w:lang w:val="zh_TW" w:bidi="zh_TW"/>
-        </w:rPr>
         <w:t xml:space="preserve"> </w:t>
       </w:r>
       <w:r>
@@ -1259,19 +1246,7 @@
         <w:rPr>
           <w:lang w:val="zh_TW" w:bidi="zh_TW"/>
         </w:rPr>
-        <w:t>有些英文譯本使用英語助動詞shall來表示希伯來文的指令動詞形式。例如，在士師記四章6中，底波拉對巴拉說：「你要（譯註：和合本未譯出此詞）率領一萬」時，她是在吩咐他要帶一萬人同行。其它表達方式包括：「你應該率領一萬」或「率領一萬......與你同行」。請以你語言中最自然的方式來翻譯這種指令的句式。（見：</w:t>
-      </w:r>
-      <w:r>
-        <w:rPr>
-          <w:lang w:val="zh_TW" w:bidi="zh_TW"/>
-        </w:rPr>
-        <w:t>時態的不規則使用</w:t>
-      </w:r>
-      <w:r>
-        <w:rPr>
-          <w:lang w:val="zh_TW" w:bidi="zh_TW"/>
-        </w:rPr>
-        <w:t>）</w:t>
+        <w:t>有些英文譯本使用英語助動詞shall來表示希伯來文的指令動詞形式。例如，在約書亞記一章15節中，當耶和華對約書亞說：「那時你要（譯註：和合本未譯出此詞）回到那地」時，祂是在指示約書亞接下來該做的事。這句話也可以換一種方式表達為：「然後你就要回到那地」。請以你語言中最自然的方式來翻譯這種指令的句式。</w:t>
       </w:r>
     </w:p>
     <w:p>

--- a/zht/docx/06.content.docx
+++ b/zht/docx/06.content.docx
@@ -19,7 +19,7 @@
         <w:rPr>
           <w:lang w:val="zh_TW" w:bidi="zh_TW"/>
         </w:rPr>
-        <w:t>Resource: 翻譯筆記 (unfoldingWord)</w:t>
+        <w:t>Resource: unfoldingWord® Translation Notes</w:t>
       </w:r>
       <w:r>
         <w:rPr>
@@ -90,7 +90,7 @@
         <w:rPr>
           <w:lang w:val="zh_TW" w:bidi="zh_TW"/>
         </w:rPr>
-        <w:t>翻譯筆記 (unfoldingWord)</w:t>
+        <w:t>unfoldingWord® Translation Notes</w:t>
       </w:r>
     </w:p>
     <w:p>
